--- a/00_교재_집필/04장_한국의_놀이문화.docx
+++ b/00_교재_집필/04장_한국의_놀이문화.docx
@@ -926,6 +926,234 @@
     </w:p>
     <w:p>
       <w:pPr>
+        <w:spacing w:after="160" w:line="340"/>
+        <w:ind w:firstLine="187"/>
+        <w:jc w:val="both"/>
+      </w:pPr>
+      <w:r>
+        <w:rPr>
+          <w:rFonts w:ascii="Batang" w:cs="Batang" w:eastAsia="Batang" w:hAnsi="Batang"/>
+          <w:sz w:val="21"/>
+          <w:szCs w:val="21"/>
+        </w:rPr>
+        <w:t xml:space="preserve">민중의 놀이가 남긴 자리를 찾으려면 도구가 아니라 </w:t>
+      </w:r>
+      <w:r>
+        <w:rPr>
+          <w:rFonts w:ascii="Batang" w:cs="Batang" w:eastAsia="Batang" w:hAnsi="Batang"/>
+          <w:b/>
+          <w:bCs/>
+          <w:sz w:val="21"/>
+          <w:szCs w:val="21"/>
+        </w:rPr>
+        <w:t xml:space="preserve">달력</w:t>
+      </w:r>
+      <w:r>
+        <w:rPr>
+          <w:rFonts w:ascii="Batang" w:cs="Batang" w:eastAsia="Batang" w:hAnsi="Batang"/>
+          <w:sz w:val="21"/>
+          <w:szCs w:val="21"/>
+        </w:rPr>
+        <w:t xml:space="preserve">을 보아야 한다. 우리 전통사회의 놀이는</w:t>
+      </w:r>
+    </w:p>
+    <w:p>
+      <w:pPr>
+        <w:spacing w:after="160" w:line="340"/>
+        <w:ind w:firstLine="187"/>
+        <w:jc w:val="both"/>
+      </w:pPr>
+      <w:r>
+        <w:rPr>
+          <w:rFonts w:ascii="Batang" w:cs="Batang" w:eastAsia="Batang" w:hAnsi="Batang"/>
+          <w:sz w:val="21"/>
+          <w:szCs w:val="21"/>
+        </w:rPr>
+        <w:t xml:space="preserve">개인의 취향이 아니라 세시풍속의 주기에 실려 있었다. 정월대보름에는 줄다리기와 쥐불놀이와</w:t>
+      </w:r>
+    </w:p>
+    <w:p>
+      <w:pPr>
+        <w:spacing w:after="160" w:line="340"/>
+        <w:ind w:firstLine="187"/>
+        <w:jc w:val="both"/>
+      </w:pPr>
+      <w:r>
+        <w:rPr>
+          <w:rFonts w:ascii="Batang" w:cs="Batang" w:eastAsia="Batang" w:hAnsi="Batang"/>
+          <w:sz w:val="21"/>
+          <w:szCs w:val="21"/>
+        </w:rPr>
+        <w:t xml:space="preserve">달집태우기가, 단오에는 그네뛰기와 씨름이, 추석에는 강강술래와 씨름이 벌어졌다. 놀이의 시점이</w:t>
+      </w:r>
+    </w:p>
+    <w:p>
+      <w:pPr>
+        <w:spacing w:after="160" w:line="340"/>
+        <w:ind w:firstLine="187"/>
+        <w:jc w:val="both"/>
+      </w:pPr>
+      <w:r>
+        <w:rPr>
+          <w:rFonts w:ascii="Batang" w:cs="Batang" w:eastAsia="Batang" w:hAnsi="Batang"/>
+          <w:sz w:val="21"/>
+          <w:szCs w:val="21"/>
+        </w:rPr>
+        <w:t xml:space="preserve">농사의 주기와 맞물려 있었고, 그래서 놀이는 개인이 고르는 것이 아니라 마을이 함께 맞이하는</w:t>
+      </w:r>
+    </w:p>
+    <w:p>
+      <w:pPr>
+        <w:spacing w:after="160" w:line="340"/>
+        <w:ind w:firstLine="187"/>
+        <w:jc w:val="both"/>
+      </w:pPr>
+      <w:r>
+        <w:rPr>
+          <w:rFonts w:ascii="Batang" w:cs="Batang" w:eastAsia="Batang" w:hAnsi="Batang"/>
+          <w:sz w:val="21"/>
+          <w:szCs w:val="21"/>
+        </w:rPr>
+        <w:t xml:space="preserve">것이었다.</w:t>
+      </w:r>
+    </w:p>
+    <w:p>
+      <w:pPr>
+        <w:spacing w:after="160" w:line="340"/>
+        <w:ind w:firstLine="187"/>
+        <w:jc w:val="both"/>
+      </w:pPr>
+      <w:r>
+        <w:rPr>
+          <w:rFonts w:ascii="Batang" w:cs="Batang" w:eastAsia="Batang" w:hAnsi="Batang"/>
+          <w:sz w:val="21"/>
+          <w:szCs w:val="21"/>
+        </w:rPr>
+        <w:t xml:space="preserve">이 구조는 앞 장에서 본 고대 그리스와 닮았다. 공동체의 달력이 여가의 시점을 정한다는 점에서</w:t>
+      </w:r>
+    </w:p>
+    <w:p>
+      <w:pPr>
+        <w:spacing w:after="160" w:line="340"/>
+        <w:ind w:firstLine="187"/>
+        <w:jc w:val="both"/>
+      </w:pPr>
+      <w:r>
+        <w:rPr>
+          <w:rFonts w:ascii="Batang" w:cs="Batang" w:eastAsia="Batang" w:hAnsi="Batang"/>
+          <w:sz w:val="21"/>
+          <w:szCs w:val="21"/>
+        </w:rPr>
+        <w:t xml:space="preserve">그렇다. 다만 그리스의 제전이 신을 향한 의례였다면 우리의 세시 놀이는 농사의 주기에 더 가깝게</w:t>
+      </w:r>
+    </w:p>
+    <w:p>
+      <w:pPr>
+        <w:spacing w:after="160" w:line="340"/>
+        <w:ind w:firstLine="187"/>
+        <w:jc w:val="both"/>
+      </w:pPr>
+      <w:r>
+        <w:rPr>
+          <w:rFonts w:ascii="Batang" w:cs="Batang" w:eastAsia="Batang" w:hAnsi="Batang"/>
+          <w:sz w:val="21"/>
+          <w:szCs w:val="21"/>
+        </w:rPr>
+        <w:t xml:space="preserve">붙어 있었다. 줄다리기가 풍년을 점치는 의미를 지녔고 달집태우기가 액을 태워 보내는 뜻을 가졌듯,</w:t>
+      </w:r>
+    </w:p>
+    <w:p>
+      <w:pPr>
+        <w:spacing w:after="160" w:line="340"/>
+        <w:ind w:firstLine="187"/>
+        <w:jc w:val="both"/>
+      </w:pPr>
+      <w:r>
+        <w:rPr>
+          <w:rFonts w:ascii="Batang" w:cs="Batang" w:eastAsia="Batang" w:hAnsi="Batang"/>
+          <w:sz w:val="21"/>
+          <w:szCs w:val="21"/>
+        </w:rPr>
+        <w:t xml:space="preserve">놀이와 기원이 분리되지 않았다.</w:t>
+      </w:r>
+    </w:p>
+    <w:p>
+      <w:pPr>
+        <w:spacing w:after="160" w:line="340"/>
+        <w:ind w:firstLine="187"/>
+        <w:jc w:val="both"/>
+      </w:pPr>
+      <w:r>
+        <w:rPr>
+          <w:rFonts w:ascii="Batang" w:cs="Batang" w:eastAsia="Batang" w:hAnsi="Batang"/>
+          <w:sz w:val="21"/>
+          <w:szCs w:val="21"/>
+        </w:rPr>
+        <w:t xml:space="preserve">세시풍속이 무너진 것은 농업사회가 해체되면서다. 놀이의 시점을 정해 주던 달력이 사라지자 놀이는</w:t>
+      </w:r>
+    </w:p>
+    <w:p>
+      <w:pPr>
+        <w:spacing w:after="160" w:line="340"/>
+        <w:ind w:firstLine="187"/>
+        <w:jc w:val="both"/>
+      </w:pPr>
+      <w:r>
+        <w:rPr>
+          <w:rFonts w:ascii="Batang" w:cs="Batang" w:eastAsia="Batang" w:hAnsi="Batang"/>
+          <w:sz w:val="21"/>
+          <w:szCs w:val="21"/>
+        </w:rPr>
+        <w:t xml:space="preserve">개인이 알아서 고르는 것이 되었고, 그 자리를 상업적 여가가 채웠다. 오늘날 지역 축제가 세시풍속을</w:t>
+      </w:r>
+    </w:p>
+    <w:p>
+      <w:pPr>
+        <w:spacing w:after="160" w:line="340"/>
+        <w:ind w:firstLine="187"/>
+        <w:jc w:val="both"/>
+      </w:pPr>
+      <w:r>
+        <w:rPr>
+          <w:rFonts w:ascii="Batang" w:cs="Batang" w:eastAsia="Batang" w:hAnsi="Batang"/>
+          <w:sz w:val="21"/>
+          <w:szCs w:val="21"/>
+        </w:rPr>
+        <w:t xml:space="preserve">복원하려 하지만 대체로 재현 행사에 머무는 이유도 여기에 있다. 놀이만 옮겨 오고 그것을 떠받치던</w:t>
+      </w:r>
+    </w:p>
+    <w:p>
+      <w:pPr>
+        <w:spacing w:after="160" w:line="340"/>
+        <w:ind w:firstLine="187"/>
+        <w:jc w:val="both"/>
+      </w:pPr>
+      <w:r>
+        <w:rPr>
+          <w:rFonts w:ascii="Batang" w:cs="Batang" w:eastAsia="Batang" w:hAnsi="Batang"/>
+          <w:sz w:val="21"/>
+          <w:szCs w:val="21"/>
+        </w:rPr>
+        <w:t xml:space="preserve">생활의 주기는 옮겨 올 수 없기 때문이다. 지도자가 전통놀이를 프로그램에 넣을 때 부딪히는 어색함의</w:t>
+      </w:r>
+    </w:p>
+    <w:p>
+      <w:pPr>
+        <w:spacing w:after="160" w:line="340"/>
+        <w:ind w:firstLine="187"/>
+        <w:jc w:val="both"/>
+      </w:pPr>
+      <w:r>
+        <w:rPr>
+          <w:rFonts w:ascii="Batang" w:cs="Batang" w:eastAsia="Batang" w:hAnsi="Batang"/>
+          <w:sz w:val="21"/>
+          <w:szCs w:val="21"/>
+        </w:rPr>
+        <w:t xml:space="preserve">정체가 이것이다. 놀이는 살아 있는데 그 놀이가 놓여 있던 시간이 없다.</w:t>
+      </w:r>
+    </w:p>
+    <w:p>
+      <w:pPr>
         <w:pStyle w:val="Heading2"/>
         <w:spacing w:after="160" w:before="400"/>
       </w:pPr>
@@ -1551,6 +1779,186 @@
           <w:szCs w:val="21"/>
         </w:rPr>
         <w:t xml:space="preserve">실버레크리에이션을 다룰 때, 그리고 20장에서 프로그래밍을 다룰 때 이 문제를 다시 짚는다.</w:t>
+      </w:r>
+    </w:p>
+    <w:p>
+      <w:pPr>
+        <w:spacing w:after="160" w:line="340"/>
+        <w:ind w:firstLine="187"/>
+        <w:jc w:val="both"/>
+      </w:pPr>
+      <w:r>
+        <w:rPr>
+          <w:rFonts w:ascii="Batang" w:cs="Batang" w:eastAsia="Batang" w:hAnsi="Batang"/>
+          <w:sz w:val="21"/>
+          <w:szCs w:val="21"/>
+        </w:rPr>
+        <w:t xml:space="preserve">지도자의 상(像)도 이 경로에서 만들어졌다. 한국에서 레크리에이션 지도자는 오랫동안 '분위기를</w:t>
+      </w:r>
+    </w:p>
+    <w:p>
+      <w:pPr>
+        <w:spacing w:after="160" w:line="340"/>
+        <w:ind w:firstLine="187"/>
+        <w:jc w:val="both"/>
+      </w:pPr>
+      <w:r>
+        <w:rPr>
+          <w:rFonts w:ascii="Batang" w:cs="Batang" w:eastAsia="Batang" w:hAnsi="Batang"/>
+          <w:sz w:val="21"/>
+          <w:szCs w:val="21"/>
+        </w:rPr>
+        <w:t xml:space="preserve">띄우는 사람'으로 이해되어 왔고, 그 능력의 핵심은 순발력과 말솜씨로 여겨졌다. 진행 능력이 중요한</w:t>
+      </w:r>
+    </w:p>
+    <w:p>
+      <w:pPr>
+        <w:spacing w:after="160" w:line="340"/>
+        <w:ind w:firstLine="187"/>
+        <w:jc w:val="both"/>
+      </w:pPr>
+      <w:r>
+        <w:rPr>
+          <w:rFonts w:ascii="Batang" w:cs="Batang" w:eastAsia="Batang" w:hAnsi="Batang"/>
+          <w:sz w:val="21"/>
+          <w:szCs w:val="21"/>
+        </w:rPr>
+        <w:t xml:space="preserve">것은 사실이지만, 그것만으로 규정되면 이 일은 개인의 재능에 기대는 기예가 되고 만다. 재능에</w:t>
+      </w:r>
+    </w:p>
+    <w:p>
+      <w:pPr>
+        <w:spacing w:after="160" w:line="340"/>
+        <w:ind w:firstLine="187"/>
+        <w:jc w:val="both"/>
+      </w:pPr>
+      <w:r>
+        <w:rPr>
+          <w:rFonts w:ascii="Batang" w:cs="Batang" w:eastAsia="Batang" w:hAnsi="Batang"/>
+          <w:sz w:val="21"/>
+          <w:szCs w:val="21"/>
+        </w:rPr>
+        <w:t xml:space="preserve">기대는 일은 가르칠 수 없고, 가르칠 수 없는 일은 전문직이 되지 못한다.</w:t>
+      </w:r>
+    </w:p>
+    <w:p>
+      <w:pPr>
+        <w:spacing w:after="160" w:line="340"/>
+        <w:ind w:firstLine="187"/>
+        <w:jc w:val="both"/>
+      </w:pPr>
+      <w:r>
+        <w:rPr>
+          <w:rFonts w:ascii="Batang" w:cs="Batang" w:eastAsia="Batang" w:hAnsi="Batang"/>
+          <w:sz w:val="21"/>
+          <w:szCs w:val="21"/>
+        </w:rPr>
+        <w:t xml:space="preserve">이 책이 4부를 진행 기술로 채우면서도 그 앞에 세 개 부를 두는 이유가 여기에 있다. 목소리와</w:t>
+      </w:r>
+    </w:p>
+    <w:p>
+      <w:pPr>
+        <w:spacing w:after="160" w:line="340"/>
+        <w:ind w:firstLine="187"/>
+        <w:jc w:val="both"/>
+      </w:pPr>
+      <w:r>
+        <w:rPr>
+          <w:rFonts w:ascii="Batang" w:cs="Batang" w:eastAsia="Batang" w:hAnsi="Batang"/>
+          <w:sz w:val="21"/>
+          <w:szCs w:val="21"/>
+        </w:rPr>
+        <w:t xml:space="preserve">표정과 동작은 훈련할 수 있고, 진행의 구조는 설계할 수 있으며, 대상에 대한 판단은 이론으로</w:t>
+      </w:r>
+    </w:p>
+    <w:p>
+      <w:pPr>
+        <w:spacing w:after="160" w:line="340"/>
+        <w:ind w:firstLine="187"/>
+        <w:jc w:val="both"/>
+      </w:pPr>
+      <w:r>
+        <w:rPr>
+          <w:rFonts w:ascii="Batang" w:cs="Batang" w:eastAsia="Batang" w:hAnsi="Batang"/>
+          <w:sz w:val="21"/>
+          <w:szCs w:val="21"/>
+        </w:rPr>
+        <w:t xml:space="preserve">뒷받침할 수 있다. 타고난 끼가 있으면 유리하지만, 없어도 할 수 있는 일로 만드는 것이 교재의</w:t>
+      </w:r>
+    </w:p>
+    <w:p>
+      <w:pPr>
+        <w:spacing w:after="160" w:line="340"/>
+        <w:ind w:firstLine="187"/>
+        <w:jc w:val="both"/>
+      </w:pPr>
+      <w:r>
+        <w:rPr>
+          <w:rFonts w:ascii="Batang" w:cs="Batang" w:eastAsia="Batang" w:hAnsi="Batang"/>
+          <w:sz w:val="21"/>
+          <w:szCs w:val="21"/>
+        </w:rPr>
+        <w:t xml:space="preserve">과제다.</w:t>
+      </w:r>
+    </w:p>
+    <w:p>
+      <w:pPr>
+        <w:spacing w:after="160" w:line="340"/>
+        <w:ind w:firstLine="187"/>
+        <w:jc w:val="both"/>
+      </w:pPr>
+      <w:r>
+        <w:rPr>
+          <w:rFonts w:ascii="Batang" w:cs="Batang" w:eastAsia="Batang" w:hAnsi="Batang"/>
+          <w:sz w:val="21"/>
+          <w:szCs w:val="21"/>
+        </w:rPr>
+        <w:t xml:space="preserve">같은 맥락에서 한국 레크리에이션의 또 하나의 특징을 짚어 둔다. 종교 기관, 특히 교회가 이 분야의</w:t>
+      </w:r>
+    </w:p>
+    <w:p>
+      <w:pPr>
+        <w:spacing w:after="160" w:line="340"/>
+        <w:ind w:firstLine="187"/>
+        <w:jc w:val="both"/>
+      </w:pPr>
+      <w:r>
+        <w:rPr>
+          <w:rFonts w:ascii="Batang" w:cs="Batang" w:eastAsia="Batang" w:hAnsi="Batang"/>
+          <w:sz w:val="21"/>
+          <w:szCs w:val="21"/>
+        </w:rPr>
+        <w:t xml:space="preserve">실질적인 훈련장 역할을 해 왔다는 점이다. 수련회와 청년부 모임, 절기 행사에서 진행을 맡아 본</w:t>
+      </w:r>
+    </w:p>
+    <w:p>
+      <w:pPr>
+        <w:spacing w:after="160" w:line="340"/>
+        <w:ind w:firstLine="187"/>
+        <w:jc w:val="both"/>
+      </w:pPr>
+      <w:r>
+        <w:rPr>
+          <w:rFonts w:ascii="Batang" w:cs="Batang" w:eastAsia="Batang" w:hAnsi="Batang"/>
+          <w:sz w:val="21"/>
+          <w:szCs w:val="21"/>
+        </w:rPr>
+        <w:t xml:space="preserve">경험이 지도자의 첫 경력이 되는 경우가 많았다. 이 경로가 남긴 자산과 한계는 부록 A에서 따로</w:t>
+      </w:r>
+    </w:p>
+    <w:p>
+      <w:pPr>
+        <w:spacing w:after="160" w:line="340"/>
+        <w:ind w:firstLine="187"/>
+        <w:jc w:val="both"/>
+      </w:pPr>
+      <w:r>
+        <w:rPr>
+          <w:rFonts w:ascii="Batang" w:cs="Batang" w:eastAsia="Batang" w:hAnsi="Batang"/>
+          <w:sz w:val="21"/>
+          <w:szCs w:val="21"/>
+        </w:rPr>
+        <w:t xml:space="preserve">다룬다.</w:t>
       </w:r>
     </w:p>
     <w:p>
